--- a/data/bottom_line_daily.docx
+++ b/data/bottom_line_daily.docx
@@ -14,13 +14,9 @@
         <w:t xml:space="preserve"> </w:t>
       </w:r>
       <w:r>
-        <w:t>T</w:t>
-      </w:r>
-      <w:r>
-        <w:t>he dollar firmed and gold sold off while yields ticked higher, signaling less demand for inflation hedges and steadier growth expectations—overall a reflationary tilt that favors cyclicals over defensives.</w:t>
+        <w:t>strong gold, a firmer dollar, and easing yields; the mix points to growth stabilizing while inflation pressures ease at the margin, a constructive setup that supports risk appetite but rewards balance between cyclicals and quality defensives.</w:t>
       </w:r>
     </w:p>
-    <w:p/>
     <w:sectPr>
       <w:pgSz w:w="15840" w:h="12240" w:orient="landscape"/>
       <w:pgMar w:top="1440" w:right="1080" w:bottom="1440" w:left="1080" w:header="720" w:footer="720" w:gutter="0"/>

--- a/data/bottom_line_daily.docx
+++ b/data/bottom_line_daily.docx
@@ -14,9 +14,30 @@
         <w:t xml:space="preserve"> </w:t>
       </w:r>
       <w:r>
-        <w:t>strong gold, a firmer dollar, and easing yields; the mix points to growth stabilizing while inflation pressures ease at the margin, a constructive setup that supports risk appetite but rewards balance between cyclicals and quality defensives.</w:t>
+        <w:t xml:space="preserve">Macro tape shows a firmer dollar, easing yields, and weakness in gold; that mix leans toward </w:t>
+      </w:r>
+      <w:r>
+        <w:rPr>
+          <w:b/>
+          <w:bCs/>
+        </w:rPr>
+        <w:t>growth stabilizing</w:t>
+      </w:r>
+      <w:r>
+        <w:t xml:space="preserve"> while </w:t>
+      </w:r>
+      <w:r>
+        <w:rPr>
+          <w:b/>
+          <w:bCs/>
+        </w:rPr>
+        <w:t>inflation pressures ease</w:t>
+      </w:r>
+      <w:r>
+        <w:t>—constructive for risk assets that benefit from firmer growth and lower inflation, but today’s split breadth argues for balance between pro-cyclical exposure and selective defensives.</w:t>
       </w:r>
     </w:p>
+    <w:p/>
     <w:sectPr>
       <w:pgSz w:w="15840" w:h="12240" w:orient="landscape"/>
       <w:pgMar w:top="1440" w:right="1080" w:bottom="1440" w:left="1080" w:header="720" w:footer="720" w:gutter="0"/>
@@ -8032,7 +8053,7 @@
   <w:style w:type="paragraph" w:default="1" w:styleId="Normal">
     <w:name w:val="Normal"/>
     <w:qFormat/>
-    <w:rsid w:val="00541D85"/>
+    <w:rsid w:val="003C4A04"/>
   </w:style>
   <w:style w:type="paragraph" w:styleId="Heading1">
     <w:name w:val="heading 1"/>

--- a/data/bottom_line_daily.docx
+++ b/data/bottom_line_daily.docx
@@ -14,27 +14,23 @@
         <w:t xml:space="preserve"> </w:t>
       </w:r>
       <w:r>
-        <w:t xml:space="preserve">Macro tape shows a firmer dollar, easing yields, and weakness in gold; that mix leans toward </w:t>
+        <w:t xml:space="preserve">Macro levers remain directionless—gold, USD, and yields all flat—signaling a pause in conviction. </w:t>
+      </w:r>
+      <w:r>
+        <w:t>M</w:t>
+      </w:r>
+      <w:r>
+        <w:t xml:space="preserve">arkets are in a </w:t>
       </w:r>
       <w:r>
         <w:rPr>
           <w:b/>
           <w:bCs/>
         </w:rPr>
-        <w:t>growth stabilizing</w:t>
+        <w:t>transition zone</w:t>
       </w:r>
       <w:r>
-        <w:t xml:space="preserve"> while </w:t>
-      </w:r>
-      <w:r>
-        <w:rPr>
-          <w:b/>
-          <w:bCs/>
-        </w:rPr>
-        <w:t>inflation pressures ease</w:t>
-      </w:r>
-      <w:r>
-        <w:t>—constructive for risk assets that benefit from firmer growth and lower inflation, but today’s split breadth argues for balance between pro-cyclical exposure and selective defensives.</w:t>
+        <w:t xml:space="preserve"> where both growth and inflation expectations are being recalibrated, producing choppy trading and selective leadership rather than broad conviction.</w:t>
       </w:r>
     </w:p>
     <w:p/>
@@ -8053,7 +8049,7 @@
   <w:style w:type="paragraph" w:default="1" w:styleId="Normal">
     <w:name w:val="Normal"/>
     <w:qFormat/>
-    <w:rsid w:val="003C4A04"/>
+    <w:rsid w:val="00CB07A2"/>
   </w:style>
   <w:style w:type="paragraph" w:styleId="Heading1">
     <w:name w:val="heading 1"/>

--- a/data/bottom_line_daily.docx
+++ b/data/bottom_line_daily.docx
@@ -14,23 +14,43 @@
         <w:t xml:space="preserve"> </w:t>
       </w:r>
       <w:r>
-        <w:t xml:space="preserve">Macro levers remain directionless—gold, USD, and yields all flat—signaling a pause in conviction. </w:t>
-      </w:r>
-      <w:r>
-        <w:t>M</w:t>
-      </w:r>
-      <w:r>
-        <w:t xml:space="preserve">arkets are in a </w:t>
+        <w:t xml:space="preserve">Macro levers were mixed—rising yields and steady gold imply </w:t>
       </w:r>
       <w:r>
         <w:rPr>
           <w:b/>
           <w:bCs/>
         </w:rPr>
-        <w:t>transition zone</w:t>
+        <w:t>growth expectations firming</w:t>
       </w:r>
       <w:r>
-        <w:t xml:space="preserve"> where both growth and inflation expectations are being recalibrated, producing choppy trading and selective leadership rather than broad conviction.</w:t>
+        <w:t xml:space="preserve"> but </w:t>
+      </w:r>
+      <w:r>
+        <w:rPr>
+          <w:b/>
+          <w:bCs/>
+        </w:rPr>
+        <w:t>inflation staying sticky</w:t>
+      </w:r>
+      <w:r>
+        <w:t xml:space="preserve">. </w:t>
+      </w:r>
+      <w:r>
+        <w:t>M</w:t>
+      </w:r>
+      <w:r>
+        <w:t xml:space="preserve">arkets are navigating a </w:t>
+      </w:r>
+      <w:r>
+        <w:rPr>
+          <w:b/>
+          <w:bCs/>
+        </w:rPr>
+        <w:t>growth-up, inflation-up</w:t>
+      </w:r>
+      <w:r>
+        <w:t xml:space="preserve"> phase—supportive for risk-taking but one that still favors selective exposure to inflation-sensitive assets.</w:t>
       </w:r>
     </w:p>
     <w:p/>
@@ -8049,7 +8069,7 @@
   <w:style w:type="paragraph" w:default="1" w:styleId="Normal">
     <w:name w:val="Normal"/>
     <w:qFormat/>
-    <w:rsid w:val="00CB07A2"/>
+    <w:rsid w:val="000453FB"/>
   </w:style>
   <w:style w:type="paragraph" w:styleId="Heading1">
     <w:name w:val="heading 1"/>

--- a/data/bottom_line_daily.docx
+++ b/data/bottom_line_daily.docx
@@ -14,43 +14,37 @@
         <w:t xml:space="preserve"> </w:t>
       </w:r>
       <w:r>
-        <w:t xml:space="preserve">Macro levers were mixed—rising yields and steady gold imply </w:t>
+        <w:t xml:space="preserve">Macro signals lack strong direction—gold softer, yields little changed, dollar steady—pointing to a </w:t>
       </w:r>
       <w:r>
         <w:rPr>
           <w:b/>
           <w:bCs/>
         </w:rPr>
-        <w:t>growth expectations firming</w:t>
+        <w:t>transition phase</w:t>
       </w:r>
       <w:r>
-        <w:t xml:space="preserve"> but </w:t>
+        <w:t xml:space="preserve"> where markets are recalibrating expectations for both </w:t>
       </w:r>
       <w:r>
         <w:rPr>
           <w:b/>
           <w:bCs/>
         </w:rPr>
-        <w:t>inflation staying sticky</w:t>
+        <w:t>growth</w:t>
       </w:r>
       <w:r>
-        <w:t xml:space="preserve">. </w:t>
-      </w:r>
-      <w:r>
-        <w:t>M</w:t>
-      </w:r>
-      <w:r>
-        <w:t xml:space="preserve">arkets are navigating a </w:t>
+        <w:t xml:space="preserve"> and </w:t>
       </w:r>
       <w:r>
         <w:rPr>
           <w:b/>
           <w:bCs/>
         </w:rPr>
-        <w:t>growth-up, inflation-up</w:t>
+        <w:t>inflation</w:t>
       </w:r>
       <w:r>
-        <w:t xml:space="preserve"> phase—supportive for risk-taking but one that still favors selective exposure to inflation-sensitive assets.</w:t>
+        <w:t xml:space="preserve">. That argues for selective positioning rather than broad risk-on or risk-off. </w:t>
       </w:r>
     </w:p>
     <w:p/>
@@ -8069,7 +8063,7 @@
   <w:style w:type="paragraph" w:default="1" w:styleId="Normal">
     <w:name w:val="Normal"/>
     <w:qFormat/>
-    <w:rsid w:val="000453FB"/>
+    <w:rsid w:val="009E41CF"/>
   </w:style>
   <w:style w:type="paragraph" w:styleId="Heading1">
     <w:name w:val="heading 1"/>

--- a/data/bottom_line_daily.docx
+++ b/data/bottom_line_daily.docx
@@ -14,40 +14,29 @@
         <w:t xml:space="preserve"> </w:t>
       </w:r>
       <w:r>
-        <w:t xml:space="preserve">Macro signals lack strong direction—gold softer, yields little changed, dollar steady—pointing to a </w:t>
+        <w:t xml:space="preserve">Weakness in gold and a steady dollar suggest </w:t>
       </w:r>
       <w:r>
         <w:rPr>
           <w:b/>
           <w:bCs/>
         </w:rPr>
-        <w:t>transition phase</w:t>
+        <w:t>inflation expectations firming modestly</w:t>
       </w:r>
       <w:r>
-        <w:t xml:space="preserve"> where markets are recalibrating expectations for both </w:t>
+        <w:t xml:space="preserve"> alongside </w:t>
       </w:r>
       <w:r>
         <w:rPr>
           <w:b/>
           <w:bCs/>
         </w:rPr>
-        <w:t>growth</w:t>
+        <w:t>stable growth</w:t>
       </w:r>
       <w:r>
-        <w:t xml:space="preserve"> and </w:t>
-      </w:r>
-      <w:r>
-        <w:rPr>
-          <w:b/>
-          <w:bCs/>
-        </w:rPr>
-        <w:t>inflation</w:t>
-      </w:r>
-      <w:r>
-        <w:t xml:space="preserve">. That argues for selective positioning rather than broad risk-on or risk-off. </w:t>
+        <w:t>. The market tone supports measured risk-taking with emphasis on quality cyclicals and selective momentum.</w:t>
       </w:r>
     </w:p>
-    <w:p/>
     <w:sectPr>
       <w:pgSz w:w="15840" w:h="12240" w:orient="landscape"/>
       <w:pgMar w:top="1440" w:right="1080" w:bottom="1440" w:left="1080" w:header="720" w:footer="720" w:gutter="0"/>
@@ -8267,7 +8256,6 @@
   <w:style w:type="character" w:default="1" w:styleId="DefaultParagraphFont">
     <w:name w:val="Default Paragraph Font"/>
     <w:uiPriority w:val="1"/>
-    <w:semiHidden/>
     <w:unhideWhenUsed/>
   </w:style>
   <w:style w:type="table" w:default="1" w:styleId="TableNormal">

--- a/data/bottom_line_daily.docx
+++ b/data/bottom_line_daily.docx
@@ -14,27 +14,27 @@
         <w:t xml:space="preserve"> </w:t>
       </w:r>
       <w:r>
-        <w:t xml:space="preserve">Weakness in gold and a steady dollar suggest </w:t>
+        <w:t xml:space="preserve">Macro levers provided little relief—gold and energy declined, yields eased modestly, and the dollar was steady. The pattern points to </w:t>
       </w:r>
       <w:r>
         <w:rPr>
           <w:b/>
           <w:bCs/>
         </w:rPr>
-        <w:t>inflation expectations firming modestly</w:t>
+        <w:t>slowing growth</w:t>
       </w:r>
       <w:r>
-        <w:t xml:space="preserve"> alongside </w:t>
+        <w:t xml:space="preserve"> and </w:t>
       </w:r>
       <w:r>
         <w:rPr>
           <w:b/>
           <w:bCs/>
         </w:rPr>
-        <w:t>stable growth</w:t>
+        <w:t>waning risk appetite</w:t>
       </w:r>
       <w:r>
-        <w:t>. The market tone supports measured risk-taking with emphasis on quality cyclicals and selective momentum.</w:t>
+        <w:t>, consistent with a defensive environment where capital preservation takes precedence over risk-taking.</w:t>
       </w:r>
     </w:p>
     <w:sectPr>
@@ -8256,6 +8256,7 @@
   <w:style w:type="character" w:default="1" w:styleId="DefaultParagraphFont">
     <w:name w:val="Default Paragraph Font"/>
     <w:uiPriority w:val="1"/>
+    <w:semiHidden/>
     <w:unhideWhenUsed/>
   </w:style>
   <w:style w:type="table" w:default="1" w:styleId="TableNormal">

--- a/data/bottom_line_daily.docx
+++ b/data/bottom_line_daily.docx
@@ -14,7 +14,17 @@
         <w:t xml:space="preserve"> </w:t>
       </w:r>
       <w:r>
-        <w:t xml:space="preserve">Macro levers provided little relief—gold and energy declined, yields eased modestly, and the dollar was steady. The pattern points to </w:t>
+        <w:t xml:space="preserve">Rising yields and a firmer dollar, coupled with weaker gold and bonds, signal </w:t>
+      </w:r>
+      <w:r>
+        <w:rPr>
+          <w:b/>
+          <w:bCs/>
+        </w:rPr>
+        <w:t>tightening liquidity and lingering inflation pressures</w:t>
+      </w:r>
+      <w:r>
+        <w:t xml:space="preserve">. The pattern aligns with </w:t>
       </w:r>
       <w:r>
         <w:rPr>
@@ -24,19 +34,20 @@
         <w:t>slowing growth</w:t>
       </w:r>
       <w:r>
-        <w:t xml:space="preserve"> and </w:t>
+        <w:t xml:space="preserve"> and a </w:t>
       </w:r>
       <w:r>
         <w:rPr>
           <w:b/>
           <w:bCs/>
         </w:rPr>
-        <w:t>waning risk appetite</w:t>
+        <w:t>defensive market tone</w:t>
       </w:r>
       <w:r>
-        <w:t>, consistent with a defensive environment where capital preservation takes precedence over risk-taking.</w:t>
+        <w:t>, where investors continue to favor cash flow stability and short-duration exposures over cyclical risk.</w:t>
       </w:r>
     </w:p>
+    <w:p/>
     <w:sectPr>
       <w:pgSz w:w="15840" w:h="12240" w:orient="landscape"/>
       <w:pgMar w:top="1440" w:right="1080" w:bottom="1440" w:left="1080" w:header="720" w:footer="720" w:gutter="0"/>
@@ -8052,7 +8063,7 @@
   <w:style w:type="paragraph" w:default="1" w:styleId="Normal">
     <w:name w:val="Normal"/>
     <w:qFormat/>
-    <w:rsid w:val="009E41CF"/>
+    <w:rsid w:val="00BE54F7"/>
   </w:style>
   <w:style w:type="paragraph" w:styleId="Heading1">
     <w:name w:val="heading 1"/>

--- a/data/bottom_line_daily.docx
+++ b/data/bottom_line_daily.docx
@@ -14,37 +14,27 @@
         <w:t xml:space="preserve"> </w:t>
       </w:r>
       <w:r>
-        <w:t xml:space="preserve">Rising yields and a firmer dollar, coupled with weaker gold and bonds, signal </w:t>
+        <w:t xml:space="preserve">Strong gold and energy alongside firmer yields and dollar suggest </w:t>
       </w:r>
       <w:r>
         <w:rPr>
           <w:b/>
           <w:bCs/>
         </w:rPr>
-        <w:t>tightening liquidity and lingering inflation pressures</w:t>
+        <w:t>inflation expectations picking up</w:t>
       </w:r>
       <w:r>
-        <w:t xml:space="preserve">. The pattern aligns with </w:t>
+        <w:t xml:space="preserve">, while growth resilience remains in question. Markets appear to be </w:t>
       </w:r>
       <w:r>
         <w:rPr>
           <w:b/>
           <w:bCs/>
         </w:rPr>
-        <w:t>slowing growth</w:t>
+        <w:t>navigating a tug-of-war between rising inflation pressures and uneven growth</w:t>
       </w:r>
       <w:r>
-        <w:t xml:space="preserve"> and a </w:t>
-      </w:r>
-      <w:r>
-        <w:rPr>
-          <w:b/>
-          <w:bCs/>
-        </w:rPr>
-        <w:t>defensive market tone</w:t>
-      </w:r>
-      <w:r>
-        <w:t>, where investors continue to favor cash flow stability and short-duration exposures over cyclical risk.</w:t>
+        <w:t>, favoring selective positioning over broad risk-taking.</w:t>
       </w:r>
     </w:p>
     <w:p/>
@@ -8063,7 +8053,7 @@
   <w:style w:type="paragraph" w:default="1" w:styleId="Normal">
     <w:name w:val="Normal"/>
     <w:qFormat/>
-    <w:rsid w:val="00BE54F7"/>
+    <w:rsid w:val="00A64BAA"/>
   </w:style>
   <w:style w:type="paragraph" w:styleId="Heading1">
     <w:name w:val="heading 1"/>

--- a/data/bottom_line_daily.docx
+++ b/data/bottom_line_daily.docx
@@ -14,27 +14,37 @@
         <w:t xml:space="preserve"> </w:t>
       </w:r>
       <w:r>
-        <w:t xml:space="preserve">Strong gold and energy alongside firmer yields and dollar suggest </w:t>
+        <w:t xml:space="preserve">Weak gold with a firmer dollar and steady yields suggests </w:t>
       </w:r>
       <w:r>
         <w:rPr>
           <w:b/>
           <w:bCs/>
         </w:rPr>
-        <w:t>inflation expectations picking up</w:t>
+        <w:t>inflation expectations remain elevated</w:t>
       </w:r>
       <w:r>
-        <w:t xml:space="preserve">, while growth resilience remains in question. Markets appear to be </w:t>
+        <w:t xml:space="preserve"> while growth sentiment holds up. Markets are balancing </w:t>
       </w:r>
       <w:r>
         <w:rPr>
           <w:b/>
           <w:bCs/>
         </w:rPr>
-        <w:t>navigating a tug-of-war between rising inflation pressures and uneven growth</w:t>
+        <w:t>resilient growth signals</w:t>
       </w:r>
       <w:r>
-        <w:t>, favoring selective positioning over broad risk-taking.</w:t>
+        <w:t xml:space="preserve"> with </w:t>
+      </w:r>
+      <w:r>
+        <w:rPr>
+          <w:b/>
+          <w:bCs/>
+        </w:rPr>
+        <w:t>persistent inflation pressures</w:t>
+      </w:r>
+      <w:r>
+        <w:t>, favoring selective risk exposure rather than broad positioning.</w:t>
       </w:r>
     </w:p>
     <w:p/>
@@ -8053,7 +8063,7 @@
   <w:style w:type="paragraph" w:default="1" w:styleId="Normal">
     <w:name w:val="Normal"/>
     <w:qFormat/>
-    <w:rsid w:val="00A64BAA"/>
+    <w:rsid w:val="006B215F"/>
   </w:style>
   <w:style w:type="paragraph" w:styleId="Heading1">
     <w:name w:val="heading 1"/>

--- a/data/bottom_line_daily.docx
+++ b/data/bottom_line_daily.docx
@@ -14,37 +14,27 @@
         <w:t xml:space="preserve"> </w:t>
       </w:r>
       <w:r>
-        <w:t xml:space="preserve">Weak gold with a firmer dollar and steady yields suggests </w:t>
+        <w:t xml:space="preserve">Macro indicators were muted—gold, dollar, and yields all relatively steady—which points to a </w:t>
       </w:r>
       <w:r>
         <w:rPr>
           <w:b/>
           <w:bCs/>
         </w:rPr>
-        <w:t>inflation expectations remain elevated</w:t>
+        <w:t>pause in directional conviction</w:t>
       </w:r>
       <w:r>
-        <w:t xml:space="preserve"> while growth sentiment holds up. Markets are balancing </w:t>
+        <w:t xml:space="preserve">. Markets appear to be </w:t>
       </w:r>
       <w:r>
         <w:rPr>
           <w:b/>
           <w:bCs/>
         </w:rPr>
-        <w:t>resilient growth signals</w:t>
+        <w:t>waiting for clearer signals on both growth and inflation</w:t>
       </w:r>
       <w:r>
-        <w:t xml:space="preserve"> with </w:t>
-      </w:r>
-      <w:r>
-        <w:rPr>
-          <w:b/>
-          <w:bCs/>
-        </w:rPr>
-        <w:t>persistent inflation pressures</w:t>
-      </w:r>
-      <w:r>
-        <w:t>, favoring selective risk exposure rather than broad positioning.</w:t>
+        <w:t>, favoring selective exposure and risk discipline over broad allocation.</w:t>
       </w:r>
     </w:p>
     <w:p/>
@@ -8063,7 +8053,7 @@
   <w:style w:type="paragraph" w:default="1" w:styleId="Normal">
     <w:name w:val="Normal"/>
     <w:qFormat/>
-    <w:rsid w:val="006B215F"/>
+    <w:rsid w:val="002F1C3E"/>
   </w:style>
   <w:style w:type="paragraph" w:styleId="Heading1">
     <w:name w:val="heading 1"/>

--- a/data/bottom_line_daily.docx
+++ b/data/bottom_line_daily.docx
@@ -14,27 +14,37 @@
         <w:t xml:space="preserve"> </w:t>
       </w:r>
       <w:r>
-        <w:t xml:space="preserve">Macro indicators were muted—gold, dollar, and yields all relatively steady—which points to a </w:t>
+        <w:t xml:space="preserve">Falling yields and a softer dollar point to </w:t>
       </w:r>
       <w:r>
         <w:rPr>
           <w:b/>
           <w:bCs/>
         </w:rPr>
-        <w:t>pause in directional conviction</w:t>
+        <w:t>waning inflation pressures</w:t>
       </w:r>
       <w:r>
-        <w:t xml:space="preserve">. Markets appear to be </w:t>
+        <w:t xml:space="preserve">, but risk appetite remains muted as investors question </w:t>
       </w:r>
       <w:r>
         <w:rPr>
           <w:b/>
           <w:bCs/>
         </w:rPr>
-        <w:t>waiting for clearer signals on both growth and inflation</w:t>
+        <w:t>growth durability</w:t>
       </w:r>
       <w:r>
-        <w:t>, favoring selective exposure and risk discipline over broad allocation.</w:t>
+        <w:t>. The setup reflects a cautious tone—</w:t>
+      </w:r>
+      <w:r>
+        <w:rPr>
+          <w:b/>
+          <w:bCs/>
+        </w:rPr>
+        <w:t>risk-off across most sectors</w:t>
+      </w:r>
+      <w:r>
+        <w:t>, while macro signals suggest an early rotation toward safety and duration.</w:t>
       </w:r>
     </w:p>
     <w:p/>
@@ -8053,7 +8063,7 @@
   <w:style w:type="paragraph" w:default="1" w:styleId="Normal">
     <w:name w:val="Normal"/>
     <w:qFormat/>
-    <w:rsid w:val="002F1C3E"/>
+    <w:rsid w:val="00A51EF3"/>
   </w:style>
   <w:style w:type="paragraph" w:styleId="Heading1">
     <w:name w:val="heading 1"/>

--- a/data/bottom_line_daily.docx
+++ b/data/bottom_line_daily.docx
@@ -14,37 +14,27 @@
         <w:t xml:space="preserve"> </w:t>
       </w:r>
       <w:r>
-        <w:t xml:space="preserve">Falling yields and a softer dollar point to </w:t>
+        <w:t xml:space="preserve">Gold firmed while yields held steady and the dollar was flat—an encouraging mix that implies </w:t>
       </w:r>
       <w:r>
         <w:rPr>
           <w:b/>
           <w:bCs/>
         </w:rPr>
-        <w:t>waning inflation pressures</w:t>
+        <w:t>growth stability with easing inflation pressures</w:t>
       </w:r>
       <w:r>
-        <w:t xml:space="preserve">, but risk appetite remains muted as investors question </w:t>
+        <w:t xml:space="preserve">. The tone remains </w:t>
       </w:r>
       <w:r>
         <w:rPr>
           <w:b/>
           <w:bCs/>
         </w:rPr>
-        <w:t>growth durability</w:t>
+        <w:t>constructive for risk assets</w:t>
       </w:r>
       <w:r>
-        <w:t>. The setup reflects a cautious tone—</w:t>
-      </w:r>
-      <w:r>
-        <w:rPr>
-          <w:b/>
-          <w:bCs/>
-        </w:rPr>
-        <w:t>risk-off across most sectors</w:t>
-      </w:r>
-      <w:r>
-        <w:t>, while macro signals suggest an early rotation toward safety and duration.</w:t>
+        <w:t>, favoring cyclical participation and balanced positioning.</w:t>
       </w:r>
     </w:p>
     <w:p/>
@@ -8063,7 +8053,7 @@
   <w:style w:type="paragraph" w:default="1" w:styleId="Normal">
     <w:name w:val="Normal"/>
     <w:qFormat/>
-    <w:rsid w:val="00A51EF3"/>
+    <w:rsid w:val="00232303"/>
   </w:style>
   <w:style w:type="paragraph" w:styleId="Heading1">
     <w:name w:val="heading 1"/>

--- a/data/bottom_line_daily.docx
+++ b/data/bottom_line_daily.docx
@@ -14,29 +14,30 @@
         <w:t xml:space="preserve"> </w:t>
       </w:r>
       <w:r>
-        <w:t xml:space="preserve">Gold firmed while yields held steady and the dollar was flat—an encouraging mix that implies </w:t>
+        <w:t xml:space="preserve">Gold surged while yields and the dollar stayed contained—an encouraging mix pointing to </w:t>
       </w:r>
       <w:r>
         <w:rPr>
           <w:b/>
           <w:bCs/>
         </w:rPr>
-        <w:t>growth stability with easing inflation pressures</w:t>
+        <w:t>easing inflation pressures alongside steady growth expectations</w:t>
       </w:r>
       <w:r>
-        <w:t xml:space="preserve">. The tone remains </w:t>
+        <w:t xml:space="preserve">. The market tone is </w:t>
       </w:r>
       <w:r>
         <w:rPr>
           <w:b/>
           <w:bCs/>
         </w:rPr>
-        <w:t>constructive for risk assets</w:t>
+        <w:t>constructive</w:t>
       </w:r>
       <w:r>
-        <w:t>, favoring cyclical participation and balanced positioning.</w:t>
+        <w:t>, favoring measured risk-taking and continued participation in pro-growth exposures.</w:t>
       </w:r>
     </w:p>
+    <w:p/>
     <w:p/>
     <w:sectPr>
       <w:pgSz w:w="15840" w:h="12240" w:orient="landscape"/>
@@ -8053,7 +8054,7 @@
   <w:style w:type="paragraph" w:default="1" w:styleId="Normal">
     <w:name w:val="Normal"/>
     <w:qFormat/>
-    <w:rsid w:val="00232303"/>
+    <w:rsid w:val="00D97171"/>
   </w:style>
   <w:style w:type="paragraph" w:styleId="Heading1">
     <w:name w:val="heading 1"/>

--- a/data/bottom_line_daily.docx
+++ b/data/bottom_line_daily.docx
@@ -14,27 +14,27 @@
         <w:t xml:space="preserve"> </w:t>
       </w:r>
       <w:r>
-        <w:t xml:space="preserve">Gold surged while yields and the dollar stayed contained—an encouraging mix pointing to </w:t>
+        <w:t xml:space="preserve">Gold and bonds firmed while yields and the dollar held steady—an encouraging combination that signals </w:t>
       </w:r>
       <w:r>
         <w:rPr>
           <w:b/>
           <w:bCs/>
         </w:rPr>
-        <w:t>easing inflation pressures alongside steady growth expectations</w:t>
+        <w:t>easing inflation pressures alongside stable growth expectations</w:t>
       </w:r>
       <w:r>
-        <w:t xml:space="preserve">. The market tone is </w:t>
+        <w:t xml:space="preserve">. The tone remains </w:t>
       </w:r>
       <w:r>
         <w:rPr>
           <w:b/>
           <w:bCs/>
         </w:rPr>
-        <w:t>constructive</w:t>
+        <w:t>risk-on but selective</w:t>
       </w:r>
       <w:r>
-        <w:t>, favoring measured risk-taking and continued participation in pro-growth exposures.</w:t>
+        <w:t>, with defensives and cyclicals both contributing to the advance.</w:t>
       </w:r>
     </w:p>
     <w:p/>

--- a/data/bottom_line_daily.docx
+++ b/data/bottom_line_daily.docx
@@ -14,27 +14,37 @@
         <w:t xml:space="preserve"> </w:t>
       </w:r>
       <w:r>
-        <w:t xml:space="preserve">Gold and bonds firmed while yields and the dollar held steady—an encouraging combination that signals </w:t>
+        <w:t xml:space="preserve">Gold strength and easing yields signal </w:t>
       </w:r>
       <w:r>
         <w:rPr>
           <w:b/>
           <w:bCs/>
         </w:rPr>
-        <w:t>easing inflation pressures alongside stable growth expectations</w:t>
+        <w:t>cooling inflation pressures</w:t>
       </w:r>
       <w:r>
-        <w:t xml:space="preserve">. The tone remains </w:t>
+        <w:t xml:space="preserve"> while growth expectations remain </w:t>
       </w:r>
       <w:r>
         <w:rPr>
           <w:b/>
           <w:bCs/>
         </w:rPr>
-        <w:t>risk-on but selective</w:t>
+        <w:t>steady</w:t>
       </w:r>
       <w:r>
-        <w:t>, with defensives and cyclicals both contributing to the advance.</w:t>
+        <w:t xml:space="preserve">. The tone stays </w:t>
+      </w:r>
+      <w:r>
+        <w:rPr>
+          <w:b/>
+          <w:bCs/>
+        </w:rPr>
+        <w:t>constructive</w:t>
+      </w:r>
+      <w:r>
+        <w:t>, with a moderate risk-on bias and improving participation across cyclicals and quality sectors.</w:t>
       </w:r>
     </w:p>
     <w:p/>

--- a/data/bottom_line_daily.docx
+++ b/data/bottom_line_daily.docx
@@ -14,37 +14,37 @@
         <w:t xml:space="preserve"> </w:t>
       </w:r>
       <w:r>
-        <w:t xml:space="preserve">Gold strength and easing yields signal </w:t>
+        <w:t xml:space="preserve">Weak gold and firmer yields indicate </w:t>
       </w:r>
       <w:r>
         <w:rPr>
           <w:b/>
           <w:bCs/>
         </w:rPr>
-        <w:t>cooling inflation pressures</w:t>
+        <w:t>sticky inflation</w:t>
       </w:r>
       <w:r>
-        <w:t xml:space="preserve"> while growth expectations remain </w:t>
+        <w:t xml:space="preserve"> with </w:t>
       </w:r>
       <w:r>
         <w:rPr>
           <w:b/>
           <w:bCs/>
         </w:rPr>
-        <w:t>steady</w:t>
+        <w:t>growth momentum cooling</w:t>
       </w:r>
       <w:r>
-        <w:t xml:space="preserve">. The tone stays </w:t>
+        <w:t xml:space="preserve">. The tone leans </w:t>
       </w:r>
       <w:r>
         <w:rPr>
           <w:b/>
           <w:bCs/>
         </w:rPr>
-        <w:t>constructive</w:t>
+        <w:t>defensive</w:t>
       </w:r>
       <w:r>
-        <w:t>, with a moderate risk-on bias and improving participation across cyclicals and quality sectors.</w:t>
+        <w:t>, with capital rotating toward quality and lower-beta exposures as investors reassess the balance between policy tightening and slowing demand.</w:t>
       </w:r>
     </w:p>
     <w:p/>

--- a/data/bottom_line_daily.docx
+++ b/data/bottom_line_daily.docx
@@ -14,37 +14,7 @@
         <w:t xml:space="preserve"> </w:t>
       </w:r>
       <w:r>
-        <w:t xml:space="preserve">Weak gold and firmer yields indicate </w:t>
-      </w:r>
-      <w:r>
-        <w:rPr>
-          <w:b/>
-          <w:bCs/>
-        </w:rPr>
-        <w:t>sticky inflation</w:t>
-      </w:r>
-      <w:r>
-        <w:t xml:space="preserve"> with </w:t>
-      </w:r>
-      <w:r>
-        <w:rPr>
-          <w:b/>
-          <w:bCs/>
-        </w:rPr>
-        <w:t>growth momentum cooling</w:t>
-      </w:r>
-      <w:r>
-        <w:t xml:space="preserve">. The tone leans </w:t>
-      </w:r>
-      <w:r>
-        <w:rPr>
-          <w:b/>
-          <w:bCs/>
-        </w:rPr>
-        <w:t>defensive</w:t>
-      </w:r>
-      <w:r>
-        <w:t>, with capital rotating toward quality and lower-beta exposures as investors reassess the balance between policy tightening and slowing demand.</w:t>
+        <w:t xml:space="preserve">The market is beginning to price in a softer policy backdrop as long as data continues to lean toward disinflation. Follow-through will depend on whether upcoming reports reinforce the path toward a controlled slowdown rather than renewed inflation pressures. </w:t>
       </w:r>
     </w:p>
     <w:p/>

--- a/data/bottom_line_daily.docx
+++ b/data/bottom_line_daily.docx
@@ -14,10 +14,9 @@
         <w:t xml:space="preserve"> </w:t>
       </w:r>
       <w:r>
-        <w:t xml:space="preserve">The market is beginning to price in a softer policy backdrop as long as data continues to lean toward disinflation. Follow-through will depend on whether upcoming reports reinforce the path toward a controlled slowdown rather than renewed inflation pressures. </w:t>
+        <w:t>Falling yields suggest investors are starting to price in softer economic conditions, but gold and the dollar staying flat indicate hesitancy to price in a clear disinflation trend. The overall tone points to defensive positioning as markets search for clarity on how quickly growth is cooling and whether inflation will ease enough to justify a policy shift. Until the data offers stronger confirmation on those fronts, risk appetite is likely to stay constrained and leadership rotational.</w:t>
       </w:r>
     </w:p>
-    <w:p/>
     <w:p/>
     <w:sectPr>
       <w:pgSz w:w="15840" w:h="12240" w:orient="landscape"/>

--- a/data/bottom_line_daily.docx
+++ b/data/bottom_line_daily.docx
@@ -14,7 +14,7 @@
         <w:t xml:space="preserve"> </w:t>
       </w:r>
       <w:r>
-        <w:t>Falling yields suggest investors are starting to price in softer economic conditions, but gold and the dollar staying flat indicate hesitancy to price in a clear disinflation trend. The overall tone points to defensive positioning as markets search for clarity on how quickly growth is cooling and whether inflation will ease enough to justify a policy shift. Until the data offers stronger confirmation on those fronts, risk appetite is likely to stay constrained and leadership rotational.</w:t>
+        <w:t>Investors appear more comfortable expressing risk as policy uncertainty eases and growth data shows resilience. Follow-through will depend on whether upcoming macro releases reinforce the view that inflation is cooling without undermining demand — the path that would allow this risk appetite to broaden further.</w:t>
       </w:r>
     </w:p>
     <w:p/>
@@ -8033,7 +8033,7 @@
   <w:style w:type="paragraph" w:default="1" w:styleId="Normal">
     <w:name w:val="Normal"/>
     <w:qFormat/>
-    <w:rsid w:val="00D97171"/>
+    <w:rsid w:val="00B2440B"/>
   </w:style>
   <w:style w:type="paragraph" w:styleId="Heading1">
     <w:name w:val="heading 1"/>

--- a/data/bottom_line_daily.docx
+++ b/data/bottom_line_daily.docx
@@ -14,10 +14,9 @@
         <w:t xml:space="preserve"> </w:t>
       </w:r>
       <w:r>
-        <w:t>Investors appear more comfortable expressing risk as policy uncertainty eases and growth data shows resilience. Follow-through will depend on whether upcoming macro releases reinforce the view that inflation is cooling without undermining demand — the path that would allow this risk appetite to broaden further.</w:t>
+        <w:t>A firmer dollar paired with weaker yields suggests investors expect softer growth ahead while still seeing inflation pressures as contained. That mix typically supports a cautious tape where selective strength can emerge but broad risk appetite remains constrained. Follow-through will depend on whether incoming macro data confirms cooling inflation without showing a sharp deterioration in demand — the path that would allow risk appetite to expand sustainably.</w:t>
       </w:r>
     </w:p>
-    <w:p/>
     <w:sectPr>
       <w:pgSz w:w="15840" w:h="12240" w:orient="landscape"/>
       <w:pgMar w:top="1440" w:right="1080" w:bottom="1440" w:left="1080" w:header="720" w:footer="720" w:gutter="0"/>
@@ -8033,7 +8032,7 @@
   <w:style w:type="paragraph" w:default="1" w:styleId="Normal">
     <w:name w:val="Normal"/>
     <w:qFormat/>
-    <w:rsid w:val="00B2440B"/>
+    <w:rsid w:val="001F75F2"/>
   </w:style>
   <w:style w:type="paragraph" w:styleId="Heading1">
     <w:name w:val="heading 1"/>

--- a/data/bottom_line_daily.docx
+++ b/data/bottom_line_daily.docx
@@ -14,7 +14,7 @@
         <w:t xml:space="preserve"> </w:t>
       </w:r>
       <w:r>
-        <w:t>A firmer dollar paired with weaker yields suggests investors expect softer growth ahead while still seeing inflation pressures as contained. That mix typically supports a cautious tape where selective strength can emerge but broad risk appetite remains constrained. Follow-through will depend on whether incoming macro data confirms cooling inflation without showing a sharp deterioration in demand — the path that would allow risk appetite to expand sustainably.</w:t>
+        <w:t>Overall, today’s mixed breadth and sector skew are consistent with a market rotating toward quality growth and balance-sheet strength while respecting the risk that slower growth and still-elevated inflation leave policy tight and the cost of capital high.</w:t>
       </w:r>
     </w:p>
     <w:sectPr>

--- a/data/bottom_line_daily.docx
+++ b/data/bottom_line_daily.docx
@@ -3,6 +3,11 @@
 <w:document xmlns:wpc="http://schemas.microsoft.com/office/word/2010/wordprocessingCanvas" xmlns:cx="http://schemas.microsoft.com/office/drawing/2014/chartex" xmlns:cx1="http://schemas.microsoft.com/office/drawing/2015/9/8/chartex" xmlns:cx2="http://schemas.microsoft.com/office/drawing/2015/10/21/chartex" xmlns:cx3="http://schemas.microsoft.com/office/drawing/2016/5/9/chartex" xmlns:cx4="http://schemas.microsoft.com/office/drawing/2016/5/10/chartex" xmlns:cx5="http://schemas.microsoft.com/office/drawing/2016/5/11/chartex" xmlns:cx6="http://schemas.microsoft.com/office/drawing/2016/5/12/chartex" xmlns:cx7="http://schemas.microsoft.com/office/drawing/2016/5/13/chartex" xmlns:cx8="http://schemas.microsoft.com/office/drawing/2016/5/14/chartex" xmlns:mc="http://schemas.openxmlformats.org/markup-compatibility/2006" xmlns:aink="http://schemas.microsoft.com/office/drawing/2016/ink" xmlns:am3d="http://schemas.microsoft.com/office/drawing/2017/model3d" xmlns:o="urn:schemas-microsoft-com:office:office" xmlns:oel="http://schemas.microsoft.com/office/2019/extlst" xmlns:r="http://schemas.openxmlformats.org/officeDocument/2006/relationships" xmlns:m="http://schemas.openxmlformats.org/officeDocument/2006/math" xmlns:v="urn:schemas-microsoft-com:vml" xmlns:wp14="http://schemas.microsoft.com/office/word/2010/wordprocessingDrawing" xmlns:wp="http://schemas.openxmlformats.org/drawingml/2006/wordprocessingDrawing" xmlns:w10="urn:schemas-microsoft-com:office:word" xmlns:w="http://schemas.openxmlformats.org/wordprocessingml/2006/main" xmlns:w14="http://schemas.microsoft.com/office/word/2010/wordml" xmlns:w15="http://schemas.microsoft.com/office/word/2012/wordml" xmlns:w16cex="http://schemas.microsoft.com/office/word/2018/wordml/cex" xmlns:w16cid="http://schemas.microsoft.com/office/word/2016/wordml/cid" xmlns:w16="http://schemas.microsoft.com/office/word/2018/wordml" xmlns:w16du="http://schemas.microsoft.com/office/word/2023/wordml/word16du" xmlns:w16sdtdh="http://schemas.microsoft.com/office/word/2020/wordml/sdtdatahash" xmlns:w16sdtfl="http://schemas.microsoft.com/office/word/2024/wordml/sdtformatlock" xmlns:w16se="http://schemas.microsoft.com/office/word/2015/wordml/symex" xmlns:wpg="http://schemas.microsoft.com/office/word/2010/wordprocessingGroup" xmlns:wpi="http://schemas.microsoft.com/office/word/2010/wordprocessingInk" xmlns:wne="http://schemas.microsoft.com/office/word/2006/wordml" xmlns:wps="http://schemas.microsoft.com/office/word/2010/wordprocessingShape" mc:Ignorable="w14 w15 w16se w16cid w16 w16cex w16sdtdh w16sdtfl w16du wp14">
   <w:body>
     <w:p>
+      <w:pPr>
+        <w:rPr>
+          <w:rFonts w:ascii="Aptos" w:hAnsi="Aptos"/>
+        </w:rPr>
+      </w:pPr>
       <w:r>
         <w:rPr>
           <w:b/>
@@ -14,9 +19,13 @@
         <w:t xml:space="preserve"> </w:t>
       </w:r>
       <w:r>
-        <w:t>Overall, today’s mixed breadth and sector skew are consistent with a market rotating toward quality growth and balance-sheet strength while respecting the risk that slower growth and still-elevated inflation leave policy tight and the cost of capital high.</w:t>
+        <w:rPr>
+          <w:rFonts w:ascii="Aptos" w:hAnsi="Aptos"/>
+        </w:rPr>
+        <w:t>Macro conditions reflect a market grappling with slowing but still positive growth and easing yet elevated inflation: rising yields alongside flat bonds and a muted USD point to the market testing tighter financial conditions, while a strong energy complex and steady gold suggest inflation expectations are cooling from the peak but not reverting to pre-COVID benign levels. Taken together, today’s action lines up with a modestly risk-on posture concentrated in secular and cyclical growth, but against a backdrop where the market is starting to question the durability of the earnings cycle and may become more sensitive to further signs of growth deceleration.</w:t>
       </w:r>
     </w:p>
+    <w:p/>
     <w:sectPr>
       <w:pgSz w:w="15840" w:h="12240" w:orient="landscape"/>
       <w:pgMar w:top="1440" w:right="1080" w:bottom="1440" w:left="1080" w:header="720" w:footer="720" w:gutter="0"/>
@@ -8032,7 +8041,17 @@
   <w:style w:type="paragraph" w:default="1" w:styleId="Normal">
     <w:name w:val="Normal"/>
     <w:qFormat/>
-    <w:rsid w:val="001F75F2"/>
+    <w:rsid w:val="00302183"/>
+    <w:pPr>
+      <w:spacing w:after="200" w:line="276" w:lineRule="auto"/>
+    </w:pPr>
+    <w:rPr>
+      <w:rFonts w:eastAsiaTheme="minorEastAsia"/>
+      <w:kern w:val="0"/>
+      <w:sz w:val="22"/>
+      <w:szCs w:val="22"/>
+      <w14:ligatures w14:val="none"/>
+    </w:rPr>
   </w:style>
   <w:style w:type="paragraph" w:styleId="Heading1">
     <w:name w:val="heading 1"/>
@@ -8045,14 +8064,16 @@
     <w:pPr>
       <w:keepNext/>
       <w:keepLines/>
-      <w:spacing w:before="360" w:after="80"/>
+      <w:spacing w:before="360" w:after="80" w:line="278" w:lineRule="auto"/>
       <w:outlineLvl w:val="0"/>
     </w:pPr>
     <w:rPr>
       <w:rFonts w:asciiTheme="majorHAnsi" w:eastAsiaTheme="majorEastAsia" w:hAnsiTheme="majorHAnsi" w:cstheme="majorBidi"/>
       <w:color w:val="0F4761" w:themeColor="accent1" w:themeShade="BF"/>
+      <w:kern w:val="2"/>
       <w:sz w:val="40"/>
       <w:szCs w:val="40"/>
+      <w14:ligatures w14:val="standardContextual"/>
     </w:rPr>
   </w:style>
   <w:style w:type="paragraph" w:styleId="Heading2">
@@ -8068,14 +8089,16 @@
     <w:pPr>
       <w:keepNext/>
       <w:keepLines/>
-      <w:spacing w:before="160" w:after="80"/>
+      <w:spacing w:before="160" w:after="80" w:line="278" w:lineRule="auto"/>
       <w:outlineLvl w:val="1"/>
     </w:pPr>
     <w:rPr>
       <w:rFonts w:asciiTheme="majorHAnsi" w:eastAsiaTheme="majorEastAsia" w:hAnsiTheme="majorHAnsi" w:cstheme="majorBidi"/>
       <w:color w:val="0F4761" w:themeColor="accent1" w:themeShade="BF"/>
+      <w:kern w:val="2"/>
       <w:sz w:val="32"/>
       <w:szCs w:val="32"/>
+      <w14:ligatures w14:val="standardContextual"/>
     </w:rPr>
   </w:style>
   <w:style w:type="paragraph" w:styleId="Heading3">
@@ -8091,14 +8114,16 @@
     <w:pPr>
       <w:keepNext/>
       <w:keepLines/>
-      <w:spacing w:before="160" w:after="80"/>
+      <w:spacing w:before="160" w:after="80" w:line="278" w:lineRule="auto"/>
       <w:outlineLvl w:val="2"/>
     </w:pPr>
     <w:rPr>
       <w:rFonts w:eastAsiaTheme="majorEastAsia" w:cstheme="majorBidi"/>
       <w:color w:val="0F4761" w:themeColor="accent1" w:themeShade="BF"/>
+      <w:kern w:val="2"/>
       <w:sz w:val="28"/>
       <w:szCs w:val="28"/>
+      <w14:ligatures w14:val="standardContextual"/>
     </w:rPr>
   </w:style>
   <w:style w:type="paragraph" w:styleId="Heading4">
@@ -8114,7 +8139,7 @@
     <w:pPr>
       <w:keepNext/>
       <w:keepLines/>
-      <w:spacing w:before="80" w:after="40"/>
+      <w:spacing w:before="80" w:after="40" w:line="278" w:lineRule="auto"/>
       <w:outlineLvl w:val="3"/>
     </w:pPr>
     <w:rPr>
@@ -8122,6 +8147,10 @@
       <w:i/>
       <w:iCs/>
       <w:color w:val="0F4761" w:themeColor="accent1" w:themeShade="BF"/>
+      <w:kern w:val="2"/>
+      <w:sz w:val="24"/>
+      <w:szCs w:val="24"/>
+      <w14:ligatures w14:val="standardContextual"/>
     </w:rPr>
   </w:style>
   <w:style w:type="paragraph" w:styleId="Heading5">
@@ -8137,12 +8166,16 @@
     <w:pPr>
       <w:keepNext/>
       <w:keepLines/>
-      <w:spacing w:before="80" w:after="40"/>
+      <w:spacing w:before="80" w:after="40" w:line="278" w:lineRule="auto"/>
       <w:outlineLvl w:val="4"/>
     </w:pPr>
     <w:rPr>
       <w:rFonts w:eastAsiaTheme="majorEastAsia" w:cstheme="majorBidi"/>
       <w:color w:val="0F4761" w:themeColor="accent1" w:themeShade="BF"/>
+      <w:kern w:val="2"/>
+      <w:sz w:val="24"/>
+      <w:szCs w:val="24"/>
+      <w14:ligatures w14:val="standardContextual"/>
     </w:rPr>
   </w:style>
   <w:style w:type="paragraph" w:styleId="Heading6">
@@ -8158,7 +8191,7 @@
     <w:pPr>
       <w:keepNext/>
       <w:keepLines/>
-      <w:spacing w:before="40" w:after="0"/>
+      <w:spacing w:before="40" w:after="0" w:line="278" w:lineRule="auto"/>
       <w:outlineLvl w:val="5"/>
     </w:pPr>
     <w:rPr>
@@ -8166,6 +8199,10 @@
       <w:i/>
       <w:iCs/>
       <w:color w:val="595959" w:themeColor="text1" w:themeTint="A6"/>
+      <w:kern w:val="2"/>
+      <w:sz w:val="24"/>
+      <w:szCs w:val="24"/>
+      <w14:ligatures w14:val="standardContextual"/>
     </w:rPr>
   </w:style>
   <w:style w:type="paragraph" w:styleId="Heading7">
@@ -8181,12 +8218,16 @@
     <w:pPr>
       <w:keepNext/>
       <w:keepLines/>
-      <w:spacing w:before="40" w:after="0"/>
+      <w:spacing w:before="40" w:after="0" w:line="278" w:lineRule="auto"/>
       <w:outlineLvl w:val="6"/>
     </w:pPr>
     <w:rPr>
       <w:rFonts w:eastAsiaTheme="majorEastAsia" w:cstheme="majorBidi"/>
       <w:color w:val="595959" w:themeColor="text1" w:themeTint="A6"/>
+      <w:kern w:val="2"/>
+      <w:sz w:val="24"/>
+      <w:szCs w:val="24"/>
+      <w14:ligatures w14:val="standardContextual"/>
     </w:rPr>
   </w:style>
   <w:style w:type="paragraph" w:styleId="Heading8">
@@ -8202,7 +8243,7 @@
     <w:pPr>
       <w:keepNext/>
       <w:keepLines/>
-      <w:spacing w:after="0"/>
+      <w:spacing w:after="0" w:line="278" w:lineRule="auto"/>
       <w:outlineLvl w:val="7"/>
     </w:pPr>
     <w:rPr>
@@ -8210,6 +8251,10 @@
       <w:i/>
       <w:iCs/>
       <w:color w:val="272727" w:themeColor="text1" w:themeTint="D8"/>
+      <w:kern w:val="2"/>
+      <w:sz w:val="24"/>
+      <w:szCs w:val="24"/>
+      <w14:ligatures w14:val="standardContextual"/>
     </w:rPr>
   </w:style>
   <w:style w:type="paragraph" w:styleId="Heading9">
@@ -8225,12 +8270,16 @@
     <w:pPr>
       <w:keepNext/>
       <w:keepLines/>
-      <w:spacing w:after="0"/>
+      <w:spacing w:after="0" w:line="278" w:lineRule="auto"/>
       <w:outlineLvl w:val="8"/>
     </w:pPr>
     <w:rPr>
       <w:rFonts w:eastAsiaTheme="majorEastAsia" w:cstheme="majorBidi"/>
       <w:color w:val="272727" w:themeColor="text1" w:themeTint="D8"/>
+      <w:kern w:val="2"/>
+      <w:sz w:val="24"/>
+      <w:szCs w:val="24"/>
+      <w14:ligatures w14:val="standardContextual"/>
     </w:rPr>
   </w:style>
   <w:style w:type="character" w:default="1" w:styleId="DefaultParagraphFont">
@@ -8397,6 +8446,7 @@
       <w:kern w:val="28"/>
       <w:sz w:val="56"/>
       <w:szCs w:val="56"/>
+      <w14:ligatures w14:val="standardContextual"/>
     </w:rPr>
   </w:style>
   <w:style w:type="character" w:customStyle="1" w:styleId="TitleChar">
@@ -8425,13 +8475,16 @@
       <w:numPr>
         <w:ilvl w:val="1"/>
       </w:numPr>
+      <w:spacing w:after="160" w:line="278" w:lineRule="auto"/>
     </w:pPr>
     <w:rPr>
       <w:rFonts w:eastAsiaTheme="majorEastAsia" w:cstheme="majorBidi"/>
       <w:color w:val="595959" w:themeColor="text1" w:themeTint="A6"/>
       <w:spacing w:val="15"/>
+      <w:kern w:val="2"/>
       <w:sz w:val="28"/>
       <w:szCs w:val="28"/>
+      <w14:ligatures w14:val="standardContextual"/>
     </w:rPr>
   </w:style>
   <w:style w:type="character" w:customStyle="1" w:styleId="SubtitleChar">
@@ -8457,13 +8510,18 @@
     <w:qFormat/>
     <w:rsid w:val="00320A80"/>
     <w:pPr>
-      <w:spacing w:before="160"/>
+      <w:spacing w:before="160" w:after="160" w:line="278" w:lineRule="auto"/>
       <w:jc w:val="center"/>
     </w:pPr>
     <w:rPr>
+      <w:rFonts w:eastAsiaTheme="minorHAnsi"/>
       <w:i/>
       <w:iCs/>
       <w:color w:val="404040" w:themeColor="text1" w:themeTint="BF"/>
+      <w:kern w:val="2"/>
+      <w:sz w:val="24"/>
+      <w:szCs w:val="24"/>
+      <w14:ligatures w14:val="standardContextual"/>
     </w:rPr>
   </w:style>
   <w:style w:type="character" w:customStyle="1" w:styleId="QuoteChar">
@@ -8485,9 +8543,17 @@
     <w:qFormat/>
     <w:rsid w:val="00320A80"/>
     <w:pPr>
+      <w:spacing w:after="160" w:line="278" w:lineRule="auto"/>
       <w:ind w:left="720"/>
       <w:contextualSpacing/>
     </w:pPr>
+    <w:rPr>
+      <w:rFonts w:eastAsiaTheme="minorHAnsi"/>
+      <w:kern w:val="2"/>
+      <w:sz w:val="24"/>
+      <w:szCs w:val="24"/>
+      <w14:ligatures w14:val="standardContextual"/>
+    </w:rPr>
   </w:style>
   <w:style w:type="character" w:styleId="IntenseEmphasis">
     <w:name w:val="Intense Emphasis"/>
@@ -8514,14 +8580,19 @@
         <w:top w:val="single" w:sz="4" w:space="10" w:color="0F4761" w:themeColor="accent1" w:themeShade="BF"/>
         <w:bottom w:val="single" w:sz="4" w:space="10" w:color="0F4761" w:themeColor="accent1" w:themeShade="BF"/>
       </w:pBdr>
-      <w:spacing w:before="360" w:after="360"/>
+      <w:spacing w:before="360" w:after="360" w:line="278" w:lineRule="auto"/>
       <w:ind w:left="864" w:right="864"/>
       <w:jc w:val="center"/>
     </w:pPr>
     <w:rPr>
+      <w:rFonts w:eastAsiaTheme="minorHAnsi"/>
       <w:i/>
       <w:iCs/>
       <w:color w:val="0F4761" w:themeColor="accent1" w:themeShade="BF"/>
+      <w:kern w:val="2"/>
+      <w:sz w:val="24"/>
+      <w:szCs w:val="24"/>
+      <w14:ligatures w14:val="standardContextual"/>
     </w:rPr>
   </w:style>
   <w:style w:type="character" w:customStyle="1" w:styleId="IntenseQuoteChar">

--- a/data/bottom_line_daily.docx
+++ b/data/bottom_line_daily.docx
@@ -22,7 +22,7 @@
         <w:rPr>
           <w:rFonts w:ascii="Aptos" w:hAnsi="Aptos"/>
         </w:rPr>
-        <w:t>Macro conditions reflect a market grappling with slowing but still positive growth and easing yet elevated inflation: rising yields alongside flat bonds and a muted USD point to the market testing tighter financial conditions, while a strong energy complex and steady gold suggest inflation expectations are cooling from the peak but not reverting to pre-COVID benign levels. Taken together, today’s action lines up with a modestly risk-on posture concentrated in secular and cyclical growth, but against a backdrop where the market is starting to question the durability of the earnings cycle and may become more sensitive to further signs of growth deceleration.</w:t>
+        <w:t xml:space="preserve">Macro conditions reflect a backdrop where growth is slowing from elevated levels and earnings revisions are starting to roll, even as easing but still-elevated inflation keeps the environment from feeling truly disinflationary. </w:t>
       </w:r>
     </w:p>
     <w:p/>

--- a/data/bottom_line_daily.docx
+++ b/data/bottom_line_daily.docx
@@ -3,11 +3,6 @@
 <w:document xmlns:wpc="http://schemas.microsoft.com/office/word/2010/wordprocessingCanvas" xmlns:cx="http://schemas.microsoft.com/office/drawing/2014/chartex" xmlns:cx1="http://schemas.microsoft.com/office/drawing/2015/9/8/chartex" xmlns:cx2="http://schemas.microsoft.com/office/drawing/2015/10/21/chartex" xmlns:cx3="http://schemas.microsoft.com/office/drawing/2016/5/9/chartex" xmlns:cx4="http://schemas.microsoft.com/office/drawing/2016/5/10/chartex" xmlns:cx5="http://schemas.microsoft.com/office/drawing/2016/5/11/chartex" xmlns:cx6="http://schemas.microsoft.com/office/drawing/2016/5/12/chartex" xmlns:cx7="http://schemas.microsoft.com/office/drawing/2016/5/13/chartex" xmlns:cx8="http://schemas.microsoft.com/office/drawing/2016/5/14/chartex" xmlns:mc="http://schemas.openxmlformats.org/markup-compatibility/2006" xmlns:aink="http://schemas.microsoft.com/office/drawing/2016/ink" xmlns:am3d="http://schemas.microsoft.com/office/drawing/2017/model3d" xmlns:o="urn:schemas-microsoft-com:office:office" xmlns:oel="http://schemas.microsoft.com/office/2019/extlst" xmlns:r="http://schemas.openxmlformats.org/officeDocument/2006/relationships" xmlns:m="http://schemas.openxmlformats.org/officeDocument/2006/math" xmlns:v="urn:schemas-microsoft-com:vml" xmlns:wp14="http://schemas.microsoft.com/office/word/2010/wordprocessingDrawing" xmlns:wp="http://schemas.openxmlformats.org/drawingml/2006/wordprocessingDrawing" xmlns:w10="urn:schemas-microsoft-com:office:word" xmlns:w="http://schemas.openxmlformats.org/wordprocessingml/2006/main" xmlns:w14="http://schemas.microsoft.com/office/word/2010/wordml" xmlns:w15="http://schemas.microsoft.com/office/word/2012/wordml" xmlns:w16cex="http://schemas.microsoft.com/office/word/2018/wordml/cex" xmlns:w16cid="http://schemas.microsoft.com/office/word/2016/wordml/cid" xmlns:w16="http://schemas.microsoft.com/office/word/2018/wordml" xmlns:w16du="http://schemas.microsoft.com/office/word/2023/wordml/word16du" xmlns:w16sdtdh="http://schemas.microsoft.com/office/word/2020/wordml/sdtdatahash" xmlns:w16sdtfl="http://schemas.microsoft.com/office/word/2024/wordml/sdtformatlock" xmlns:w16se="http://schemas.microsoft.com/office/word/2015/wordml/symex" xmlns:wpg="http://schemas.microsoft.com/office/word/2010/wordprocessingGroup" xmlns:wpi="http://schemas.microsoft.com/office/word/2010/wordprocessingInk" xmlns:wne="http://schemas.microsoft.com/office/word/2006/wordml" xmlns:wps="http://schemas.microsoft.com/office/word/2010/wordprocessingShape" mc:Ignorable="w14 w15 w16se w16cid w16 w16cex w16sdtdh w16sdtfl w16du wp14">
   <w:body>
     <w:p>
-      <w:pPr>
-        <w:rPr>
-          <w:rFonts w:ascii="Aptos" w:hAnsi="Aptos"/>
-        </w:rPr>
-      </w:pPr>
       <w:r>
         <w:rPr>
           <w:b/>
@@ -19,13 +14,9 @@
         <w:t xml:space="preserve"> </w:t>
       </w:r>
       <w:r>
-        <w:rPr>
-          <w:rFonts w:ascii="Aptos" w:hAnsi="Aptos"/>
-        </w:rPr>
-        <w:t xml:space="preserve">Macro conditions reflect a backdrop where growth is slowing from elevated levels and earnings revisions are starting to roll, even as easing but still-elevated inflation keeps the environment from feeling truly disinflationary. </w:t>
+        <w:t>Macro conditions reflect slowing but still positive growth alongside easing yet elevated inflation expectations, and today’s firm USD, rising yields, flat gold and bonds, plus a sharply weaker energy complex are consistent with markets starting to question the durability of the prior growth run while fading inflation tail risk at the margin.</w:t>
       </w:r>
     </w:p>
-    <w:p/>
     <w:sectPr>
       <w:pgSz w:w="15840" w:h="12240" w:orient="landscape"/>
       <w:pgMar w:top="1440" w:right="1080" w:bottom="1440" w:left="1080" w:header="720" w:footer="720" w:gutter="0"/>

--- a/data/bottom_line_daily.docx
+++ b/data/bottom_line_daily.docx
@@ -14,7 +14,7 @@
         <w:t xml:space="preserve"> </w:t>
       </w:r>
       <w:r>
-        <w:t>Macro conditions reflect slowing but still positive growth alongside easing yet elevated inflation expectations, and today’s firm USD, rising yields, flat gold and bonds, plus a sharply weaker energy complex are consistent with markets starting to question the durability of the prior growth run while fading inflation tail risk at the margin.</w:t>
+        <w:t>Macro conditions reflect an environment where growth is slowing from elevated levels and earnings expectations are starting to crack while inflation moderates but stays structurally higher than the pre-COVID era, and today’s setup of firmer USD and rising yields alongside bid gold, flat bonds, and a notably weak energy complex is consistent with a market cautiously repricing toward weaker forward growth and sticky-but-cooling inflation rather than a clean “risk-on” impulse.</w:t>
       </w:r>
     </w:p>
     <w:sectPr>

--- a/data/bottom_line_daily.docx
+++ b/data/bottom_line_daily.docx
@@ -14,7 +14,7 @@
         <w:t xml:space="preserve"> </w:t>
       </w:r>
       <w:r>
-        <w:t>Macro conditions reflect an environment where growth is slowing from elevated levels and earnings expectations are starting to crack while inflation moderates but stays structurally higher than the pre-COVID era, and today’s setup of firmer USD and rising yields alongside bid gold, flat bonds, and a notably weak energy complex is consistent with a market cautiously repricing toward weaker forward growth and sticky-but-cooling inflation rather than a clean “risk-on” impulse.</w:t>
+        <w:t>Macro posture shows growth is decelerating from elevated levels and inflation pressures are easing but still sticky versus pre-COVID, and today’s weaker dollar, softer yields, bid to bonds, firm gold, and strength across the energy complex together signal the market is leaning into a lower‑rate, still‑inflationary environment that currently favors risk assets with some ongoing demand for hedges.</w:t>
       </w:r>
     </w:p>
     <w:sectPr>

--- a/data/bottom_line_daily.docx
+++ b/data/bottom_line_daily.docx
@@ -14,7 +14,7 @@
         <w:t xml:space="preserve"> </w:t>
       </w:r>
       <w:r>
-        <w:t>Macro posture shows growth is decelerating from elevated levels and inflation pressures are easing but still sticky versus pre-COVID, and today’s weaker dollar, softer yields, bid to bonds, firm gold, and strength across the energy complex together signal the market is leaning into a lower‑rate, still‑inflationary environment that currently favors risk assets with some ongoing demand for hedges.</w:t>
+        <w:t>Macro posture shows markets leaning into a slowing-growth, easing-but-still-elevated inflation backdrop, with weaker USD and yields plus soft bonds and a sharply lagging energy complex offset by firm gold, all signaling a market that is rotating within equities toward economically sensitive and yield-beneficiary sectors while fading the inflation trade for now.</w:t>
       </w:r>
     </w:p>
     <w:sectPr>

--- a/data/bottom_line_daily.docx
+++ b/data/bottom_line_daily.docx
@@ -14,7 +14,7 @@
         <w:t xml:space="preserve"> </w:t>
       </w:r>
       <w:r>
-        <w:t>Macro posture shows markets leaning into a slowing-growth, easing-but-still-elevated inflation backdrop, with weaker USD and yields plus soft bonds and a sharply lagging energy complex offset by firm gold, all signaling a market that is rotating within equities toward economically sensitive and yield-beneficiary sectors while fading the inflation trade for now.</w:t>
+        <w:t>Macro levers back that message: higher yields, a firm USD, and falling bonds alongside bid gold and a pressured energy complex point to tighter financial conditions and a preference for safety over cyclicality. Macro conditions reflect growth expectations that are being revised down from elevated levels while inflation is easing but still running hotter than the old pre-COVID regime, and today’s price action is consistent with markets leaning into slower growth, stickier-than-ideal inflation, and a more selective risk stance.</w:t>
       </w:r>
     </w:p>
     <w:sectPr>

--- a/data/bottom_line_daily.docx
+++ b/data/bottom_line_daily.docx
@@ -14,7 +14,7 @@
         <w:t xml:space="preserve"> </w:t>
       </w:r>
       <w:r>
-        <w:t>Macro levers back that message: higher yields, a firm USD, and falling bonds alongside bid gold and a pressured energy complex point to tighter financial conditions and a preference for safety over cyclicality. Macro conditions reflect growth expectations that are being revised down from elevated levels while inflation is easing but still running hotter than the old pre-COVID regime, and today’s price action is consistent with markets leaning into slower growth, stickier-than-ideal inflation, and a more selective risk stance.</w:t>
+        <w:t>Macro conditions reflect an environment where growth is decelerating from strong levels and earnings expectations are starting to fade while inflation moderates but stays structurally higher than the pre-COVID regime, and today’s mix of firmer bonds and gold, softer yields, a flat dollar, and a weak energy complex is consistent with the market leaning incrementally toward slower growth and easing—but not extinguished—inflation pressures.</w:t>
       </w:r>
     </w:p>
     <w:sectPr>

--- a/data/bottom_line_daily.docx
+++ b/data/bottom_line_daily.docx
@@ -3,6 +3,11 @@
 <w:document xmlns:wpc="http://schemas.microsoft.com/office/word/2010/wordprocessingCanvas" xmlns:cx="http://schemas.microsoft.com/office/drawing/2014/chartex" xmlns:cx1="http://schemas.microsoft.com/office/drawing/2015/9/8/chartex" xmlns:cx2="http://schemas.microsoft.com/office/drawing/2015/10/21/chartex" xmlns:cx3="http://schemas.microsoft.com/office/drawing/2016/5/9/chartex" xmlns:cx4="http://schemas.microsoft.com/office/drawing/2016/5/10/chartex" xmlns:cx5="http://schemas.microsoft.com/office/drawing/2016/5/11/chartex" xmlns:cx6="http://schemas.microsoft.com/office/drawing/2016/5/12/chartex" xmlns:cx7="http://schemas.microsoft.com/office/drawing/2016/5/13/chartex" xmlns:cx8="http://schemas.microsoft.com/office/drawing/2016/5/14/chartex" xmlns:mc="http://schemas.openxmlformats.org/markup-compatibility/2006" xmlns:aink="http://schemas.microsoft.com/office/drawing/2016/ink" xmlns:am3d="http://schemas.microsoft.com/office/drawing/2017/model3d" xmlns:o="urn:schemas-microsoft-com:office:office" xmlns:oel="http://schemas.microsoft.com/office/2019/extlst" xmlns:r="http://schemas.openxmlformats.org/officeDocument/2006/relationships" xmlns:m="http://schemas.openxmlformats.org/officeDocument/2006/math" xmlns:v="urn:schemas-microsoft-com:vml" xmlns:wp14="http://schemas.microsoft.com/office/word/2010/wordprocessingDrawing" xmlns:wp="http://schemas.openxmlformats.org/drawingml/2006/wordprocessingDrawing" xmlns:w10="urn:schemas-microsoft-com:office:word" xmlns:w="http://schemas.openxmlformats.org/wordprocessingml/2006/main" xmlns:w14="http://schemas.microsoft.com/office/word/2010/wordml" xmlns:w15="http://schemas.microsoft.com/office/word/2012/wordml" xmlns:w16cex="http://schemas.microsoft.com/office/word/2018/wordml/cex" xmlns:w16cid="http://schemas.microsoft.com/office/word/2016/wordml/cid" xmlns:w16="http://schemas.microsoft.com/office/word/2018/wordml" xmlns:w16du="http://schemas.microsoft.com/office/word/2023/wordml/word16du" xmlns:w16sdtdh="http://schemas.microsoft.com/office/word/2020/wordml/sdtdatahash" xmlns:w16sdtfl="http://schemas.microsoft.com/office/word/2024/wordml/sdtformatlock" xmlns:w16se="http://schemas.microsoft.com/office/word/2015/wordml/symex" xmlns:wpg="http://schemas.microsoft.com/office/word/2010/wordprocessingGroup" xmlns:wpi="http://schemas.microsoft.com/office/word/2010/wordprocessingInk" xmlns:wne="http://schemas.microsoft.com/office/word/2006/wordml" xmlns:wps="http://schemas.microsoft.com/office/word/2010/wordprocessingShape" mc:Ignorable="w14 w15 w16se w16cid w16 w16cex w16sdtdh w16sdtfl w16du wp14">
   <w:body>
     <w:p>
+      <w:pPr>
+        <w:rPr>
+          <w:rFonts w:ascii="Cambria" w:hAnsi="Cambria" w:cs="Calibri"/>
+        </w:rPr>
+      </w:pPr>
       <w:r>
         <w:rPr>
           <w:b/>
@@ -14,7 +19,10 @@
         <w:t xml:space="preserve"> </w:t>
       </w:r>
       <w:r>
-        <w:t>Macro conditions reflect an environment where growth is decelerating from strong levels and earnings expectations are starting to fade while inflation moderates but stays structurally higher than the pre-COVID regime, and today’s mix of firmer bonds and gold, softer yields, a flat dollar, and a weak energy complex is consistent with the market leaning incrementally toward slower growth and easing—but not extinguished—inflation pressures.</w:t>
+        <w:rPr>
+          <w:rFonts w:ascii="Cambria" w:hAnsi="Cambria" w:cs="Calibri"/>
+        </w:rPr>
+        <w:t>Macro posture shows growth slowing from elevated levels while inflation pressures, though easing, remain above pre-COVID norms, and today’s message from firmer bonds and lower yields alongside a steady dollar, soft energy complex, and firm gold is consistent with the market gently rotating toward a slower-growth, still-inflationary setup rather than a clean risk-on regime.</w:t>
       </w:r>
     </w:p>
     <w:sectPr>

--- a/data/bottom_line_daily.docx
+++ b/data/bottom_line_daily.docx
@@ -5,7 +5,7 @@
     <w:p>
       <w:pPr>
         <w:rPr>
-          <w:rFonts w:ascii="Cambria" w:hAnsi="Cambria" w:cs="Calibri"/>
+          <w:rFonts w:ascii="Cambria" w:hAnsi="Cambria"/>
         </w:rPr>
       </w:pPr>
       <w:r>
@@ -20,9 +20,9 @@
       </w:r>
       <w:r>
         <w:rPr>
-          <w:rFonts w:ascii="Cambria" w:hAnsi="Cambria" w:cs="Calibri"/>
+          <w:rFonts w:ascii="Cambria" w:hAnsi="Cambria"/>
         </w:rPr>
-        <w:t>Macro posture shows growth slowing from elevated levels while inflation pressures, though easing, remain above pre-COVID norms, and today’s message from firmer bonds and lower yields alongside a steady dollar, soft energy complex, and firm gold is consistent with the market gently rotating toward a slower-growth, still-inflationary setup rather than a clean risk-on regime.</w:t>
+        <w:t>Macro conditions reflect an environment where growth is slowing from high levels and earnings revisions are turning down even as inflation cools from prior peaks but stays structurally elevated, which is consistent with today’s pattern of strength in the energy and commodity complex, a firmer dollar and yields, resilient gold, and flat bonds that together signal the market is still paying for inflation protection and real-asset exposure while starting to question the durability of profit growth.</w:t>
       </w:r>
     </w:p>
     <w:sectPr>

--- a/data/bottom_line_daily.docx
+++ b/data/bottom_line_daily.docx
@@ -3,11 +3,6 @@
 <w:document xmlns:wpc="http://schemas.microsoft.com/office/word/2010/wordprocessingCanvas" xmlns:cx="http://schemas.microsoft.com/office/drawing/2014/chartex" xmlns:cx1="http://schemas.microsoft.com/office/drawing/2015/9/8/chartex" xmlns:cx2="http://schemas.microsoft.com/office/drawing/2015/10/21/chartex" xmlns:cx3="http://schemas.microsoft.com/office/drawing/2016/5/9/chartex" xmlns:cx4="http://schemas.microsoft.com/office/drawing/2016/5/10/chartex" xmlns:cx5="http://schemas.microsoft.com/office/drawing/2016/5/11/chartex" xmlns:cx6="http://schemas.microsoft.com/office/drawing/2016/5/12/chartex" xmlns:cx7="http://schemas.microsoft.com/office/drawing/2016/5/13/chartex" xmlns:cx8="http://schemas.microsoft.com/office/drawing/2016/5/14/chartex" xmlns:mc="http://schemas.openxmlformats.org/markup-compatibility/2006" xmlns:aink="http://schemas.microsoft.com/office/drawing/2016/ink" xmlns:am3d="http://schemas.microsoft.com/office/drawing/2017/model3d" xmlns:o="urn:schemas-microsoft-com:office:office" xmlns:oel="http://schemas.microsoft.com/office/2019/extlst" xmlns:r="http://schemas.openxmlformats.org/officeDocument/2006/relationships" xmlns:m="http://schemas.openxmlformats.org/officeDocument/2006/math" xmlns:v="urn:schemas-microsoft-com:vml" xmlns:wp14="http://schemas.microsoft.com/office/word/2010/wordprocessingDrawing" xmlns:wp="http://schemas.openxmlformats.org/drawingml/2006/wordprocessingDrawing" xmlns:w10="urn:schemas-microsoft-com:office:word" xmlns:w="http://schemas.openxmlformats.org/wordprocessingml/2006/main" xmlns:w14="http://schemas.microsoft.com/office/word/2010/wordml" xmlns:w15="http://schemas.microsoft.com/office/word/2012/wordml" xmlns:w16cex="http://schemas.microsoft.com/office/word/2018/wordml/cex" xmlns:w16cid="http://schemas.microsoft.com/office/word/2016/wordml/cid" xmlns:w16="http://schemas.microsoft.com/office/word/2018/wordml" xmlns:w16du="http://schemas.microsoft.com/office/word/2023/wordml/word16du" xmlns:w16sdtdh="http://schemas.microsoft.com/office/word/2020/wordml/sdtdatahash" xmlns:w16sdtfl="http://schemas.microsoft.com/office/word/2024/wordml/sdtformatlock" xmlns:w16se="http://schemas.microsoft.com/office/word/2015/wordml/symex" xmlns:wpg="http://schemas.microsoft.com/office/word/2010/wordprocessingGroup" xmlns:wpi="http://schemas.microsoft.com/office/word/2010/wordprocessingInk" xmlns:wne="http://schemas.microsoft.com/office/word/2006/wordml" xmlns:wps="http://schemas.microsoft.com/office/word/2010/wordprocessingShape" mc:Ignorable="w14 w15 w16se w16cid w16 w16cex w16sdtdh w16sdtfl w16du wp14">
   <w:body>
     <w:p>
-      <w:pPr>
-        <w:rPr>
-          <w:rFonts w:ascii="Cambria" w:hAnsi="Cambria"/>
-        </w:rPr>
-      </w:pPr>
       <w:r>
         <w:rPr>
           <w:b/>
@@ -19,10 +14,7 @@
         <w:t xml:space="preserve"> </w:t>
       </w:r>
       <w:r>
-        <w:rPr>
-          <w:rFonts w:ascii="Cambria" w:hAnsi="Cambria"/>
-        </w:rPr>
-        <w:t>Macro conditions reflect an environment where growth is slowing from high levels and earnings revisions are turning down even as inflation cools from prior peaks but stays structurally elevated, which is consistent with today’s pattern of strength in the energy and commodity complex, a firmer dollar and yields, resilient gold, and flat bonds that together signal the market is still paying for inflation protection and real-asset exposure while starting to question the durability of profit growth.</w:t>
+        <w:t>Macro posture shows growth is slowing from elevated levels while still-elevated but easing inflation keeps the environment biased toward lower yields and firmer bonds alongside a steady dollar and soft energy complex, and today’s tape is respecting that setup with defensive leadership, rate-sensitives finding support, and cyclicals bifurcating rather than broadly breaking out.</w:t>
       </w:r>
     </w:p>
     <w:sectPr>

--- a/data/bottom_line_daily.docx
+++ b/data/bottom_line_daily.docx
@@ -14,7 +14,7 @@
         <w:t xml:space="preserve"> </w:t>
       </w:r>
       <w:r>
-        <w:t>Macro posture shows growth is slowing from elevated levels while still-elevated but easing inflation keeps the environment biased toward lower yields and firmer bonds alongside a steady dollar and soft energy complex, and today’s tape is respecting that setup with defensive leadership, rate-sensitives finding support, and cyclicals bifurcating rather than broadly breaking out.</w:t>
+        <w:t>Macro conditions reflect growth slowing from elevated levels and easing but still elevated inflation pressures, which is echoed by the combination of rising yields, a stronger USD, weak bonds, and a firm gold and energy complex that together point to the market recalibrating toward slower forward earnings momentum but persistent real-rate and commodity underpinnings rather than outright recessionary stress.</w:t>
       </w:r>
     </w:p>
     <w:sectPr>

--- a/data/bottom_line_daily.docx
+++ b/data/bottom_line_daily.docx
@@ -14,7 +14,7 @@
         <w:t xml:space="preserve"> </w:t>
       </w:r>
       <w:r>
-        <w:t>Macro conditions reflect growth slowing from elevated levels and easing but still elevated inflation pressures, which is echoed by the combination of rising yields, a stronger USD, weak bonds, and a firm gold and energy complex that together point to the market recalibrating toward slower forward earnings momentum but persistent real-rate and commodity underpinnings rather than outright recessionary stress.</w:t>
+        <w:t>Macro conditions reflect growth expectations that are cooling from previously strong levels and inflation that is easing but still elevated versus the pre-pandemic regime, and today’s mix of a weaker USD, strong Gold, firmer yields, and flat bonds/energy complex fits a market that is beginning to price slower forward earnings and moderating price pressures without yet discounting an outright growth scare.</w:t>
       </w:r>
     </w:p>
     <w:sectPr>

--- a/data/bottom_line_daily.docx
+++ b/data/bottom_line_daily.docx
@@ -14,7 +14,7 @@
         <w:t xml:space="preserve"> </w:t>
       </w:r>
       <w:r>
-        <w:t>Macro conditions reflect growth expectations that are cooling from previously strong levels and inflation that is easing but still elevated versus the pre-pandemic regime, and today’s mix of a weaker USD, strong Gold, firmer yields, and flat bonds/energy complex fits a market that is beginning to price slower forward earnings and moderating price pressures without yet discounting an outright growth scare.</w:t>
+        <w:t>Macro conditions reflect a backdrop where growth is decelerating from strong levels and earnings expectations are being marked lower while inflation pressures are easing but still elevated versus the pre-COVID regime, and today’s factor and sector setup is consistent with investors leaning into late-cycle resilience rather than chasing early-cycle cyclicals.</w:t>
       </w:r>
     </w:p>
     <w:sectPr>

--- a/data/bottom_line_daily.docx
+++ b/data/bottom_line_daily.docx
@@ -14,7 +14,7 @@
         <w:t xml:space="preserve"> </w:t>
       </w:r>
       <w:r>
-        <w:t>Macro conditions reflect a backdrop where growth is decelerating from strong levels and earnings expectations are being marked lower while inflation pressures are easing but still elevated versus the pre-COVID regime, and today’s factor and sector setup is consistent with investors leaning into late-cycle resilience rather than chasing early-cycle cyclicals.</w:t>
+        <w:t>Macro conditions reflect an environment where growth is slowing from elevated levels and forward earnings are being marked down while inflation pressures are easing but still running above pre-COVID norms, and today’s tape is behaving accordingly with a quiet de-risking away from economically sensitive areas into defensives and hard assets.</w:t>
       </w:r>
     </w:p>
     <w:sectPr>

--- a/data/bottom_line_daily.docx
+++ b/data/bottom_line_daily.docx
@@ -14,7 +14,7 @@
         <w:t xml:space="preserve"> </w:t>
       </w:r>
       <w:r>
-        <w:t>Macro conditions reflect an environment where growth is slowing from elevated levels and forward earnings are being marked down while inflation pressures are easing but still running above pre-COVID norms, and today’s tape is behaving accordingly with a quiet de-risking away from economically sensitive areas into defensives and hard assets.</w:t>
+        <w:t>Macro conditions reflect growth slowing from elevated levels and moderating but still above-trend inflation, and today’s pattern of weaker yields, stronger bonds, soft gold, a firmer USD, and a pressured energy complex is consistent with the market leaning toward a slower-growth, disinflationary setup that favors defensives and duration over high-beta cyclicals.</w:t>
       </w:r>
     </w:p>
     <w:sectPr>

--- a/data/bottom_line_daily.docx
+++ b/data/bottom_line_daily.docx
@@ -14,7 +14,7 @@
         <w:t xml:space="preserve"> </w:t>
       </w:r>
       <w:r>
-        <w:t>Macro conditions reflect growth slowing from elevated levels and moderating but still above-trend inflation, and today’s pattern of weaker yields, stronger bonds, soft gold, a firmer USD, and a pressured energy complex is consistent with the market leaning toward a slower-growth, disinflationary setup that favors defensives and duration over high-beta cyclicals.</w:t>
+        <w:t>Macro conditions reflect an environment where growth is decelerating from strong levels and earnings momentum is fading while inflation is cooling but still sticky versus pre-COVID norms, a mix consistent with gold’s outperformance alongside a firm dollar, steady yields, and a bid in the broader energy complex.</w:t>
       </w:r>
     </w:p>
     <w:sectPr>

--- a/data/bottom_line_daily.docx
+++ b/data/bottom_line_daily.docx
@@ -14,7 +14,7 @@
         <w:t xml:space="preserve"> </w:t>
       </w:r>
       <w:r>
-        <w:t>Macro conditions reflect an environment where growth is decelerating from strong levels and earnings momentum is fading while inflation is cooling but still sticky versus pre-COVID norms, a mix consistent with gold’s outperformance alongside a firm dollar, steady yields, and a bid in the broader energy complex.</w:t>
+        <w:t>Macro conditions reflect a market adjusting to slowing growth from elevated levels and easing but still above-trend inflation, which is consistent with firmer Bonds and a softer move in Yields alongside a steady USD, weak Gold, and leadership across the Energy complex, reinforcing a more defensive, late-cycle posture in today’s price action.</w:t>
       </w:r>
     </w:p>
     <w:sectPr>

--- a/data/bottom_line_daily.docx
+++ b/data/bottom_line_daily.docx
@@ -14,7 +14,7 @@
         <w:t xml:space="preserve"> </w:t>
       </w:r>
       <w:r>
-        <w:t>Macro conditions reflect a market adjusting to slowing growth from elevated levels and easing but still above-trend inflation, which is consistent with firmer Bonds and a softer move in Yields alongside a steady USD, weak Gold, and leadership across the Energy complex, reinforcing a more defensive, late-cycle posture in today’s price action.</w:t>
+        <w:t>Macro conditions reflect slowing but still elevated growth alongside easing yet still sticky inflation, and today’s firmer USD and yields, steady gold, flat bonds, and leadership across the energy complex are consistent with a market that is repricing down forward earnings while still respecting residual inflation risk and rewarding real-asset and defensive exposures.</w:t>
       </w:r>
     </w:p>
     <w:sectPr>

--- a/data/bottom_line_daily.docx
+++ b/data/bottom_line_daily.docx
@@ -14,7 +14,7 @@
         <w:t xml:space="preserve"> </w:t>
       </w:r>
       <w:r>
-        <w:t>Macro conditions reflect slowing but still elevated growth alongside easing yet still sticky inflation, and today’s firmer USD and yields, steady gold, flat bonds, and leadership across the energy complex are consistent with a market that is repricing down forward earnings while still respecting residual inflation risk and rewarding real-asset and defensive exposures.</w:t>
+        <w:t>With higher yields leading, bonds and gold offered, and the energy complex sharply lower despite a flat USD, the tape is discounting tighter financial conditions into an environment where macro posture shows growth is decelerating from previously strong levels while still-elevated but easing inflation supports a regime of higher-for-longer real rates, reinforcing today’s risk-off tone and multiple compression across the equity complex.</w:t>
       </w:r>
     </w:p>
     <w:sectPr>

--- a/data/bottom_line_daily.docx
+++ b/data/bottom_line_daily.docx
@@ -14,7 +14,7 @@
         <w:t xml:space="preserve"> </w:t>
       </w:r>
       <w:r>
-        <w:t>With higher yields leading, bonds and gold offered, and the energy complex sharply lower despite a flat USD, the tape is discounting tighter financial conditions into an environment where macro posture shows growth is decelerating from previously strong levels while still-elevated but easing inflation supports a regime of higher-for-longer real rates, reinforcing today’s risk-off tone and multiple compression across the equity complex.</w:t>
+        <w:t>Macro conditions reflect an environment where growth is decelerating from strong levels and earnings expectations are coming under pressure even as inflation cools from its highs but stays structurally above the prior decade, and today’s mix of higher yields, a stronger USD, firmer gold, and a soft energy complex is consistent with a market cautiously rotating within equities while pricing tighter financial conditions and fading peak nominal growth.</w:t>
       </w:r>
     </w:p>
     <w:sectPr>

--- a/data/bottom_line_daily.docx
+++ b/data/bottom_line_daily.docx
@@ -14,7 +14,7 @@
         <w:t xml:space="preserve"> </w:t>
       </w:r>
       <w:r>
-        <w:t>Macro conditions reflect an environment where growth is decelerating from strong levels and earnings expectations are coming under pressure even as inflation cools from its highs but stays structurally above the prior decade, and today’s mix of higher yields, a stronger USD, firmer gold, and a soft energy complex is consistent with a market cautiously rotating within equities while pricing tighter financial conditions and fading peak nominal growth.</w:t>
+        <w:t>Macro conditions reflect growth slowing from elevated levels with softening earnings momentum and inflation easing but still above pre-COVID norms, consistent with stronger gold, softer yields, and firmer bonds alongside a flat dollar and a weaker energy complex, all of which support a moderately constructive but increasingly selective stance toward pro-cyclical and quality risk assets over classic defensives.</w:t>
       </w:r>
     </w:p>
     <w:sectPr>

--- a/data/bottom_line_daily.docx
+++ b/data/bottom_line_daily.docx
@@ -14,7 +14,7 @@
         <w:t xml:space="preserve"> </w:t>
       </w:r>
       <w:r>
-        <w:t>Macro conditions reflect growth slowing from elevated levels with softening earnings momentum and inflation easing but still above pre-COVID norms, consistent with stronger gold, softer yields, and firmer bonds alongside a flat dollar and a weaker energy complex, all of which support a moderately constructive but increasingly selective stance toward pro-cyclical and quality risk assets over classic defensives.</w:t>
+        <w:t>Macro conditions reflect an environment where growth is decelerating from high levels and earnings expectations are being marked lower even as still-elevated but easing inflation pressures keep policy and discount-rate risks in play, and today’s mix of stronger USD, firmer yields, bid for gold, flat bonds, and a heavy energy complex is consistent with investors seeking quality growth and defensive duration over pure cyclical and commodity beta.</w:t>
       </w:r>
     </w:p>
     <w:sectPr>

--- a/data/bottom_line_daily.docx
+++ b/data/bottom_line_daily.docx
@@ -14,7 +14,7 @@
         <w:t xml:space="preserve"> </w:t>
       </w:r>
       <w:r>
-        <w:t>Macro conditions reflect an environment where growth is decelerating from high levels and earnings expectations are being marked lower even as still-elevated but easing inflation pressures keep policy and discount-rate risks in play, and today’s mix of stronger USD, firmer yields, bid for gold, flat bonds, and a heavy energy complex is consistent with investors seeking quality growth and defensive duration over pure cyclical and commodity beta.</w:t>
+        <w:t>Macro posture shows growth is slowing from elevated levels while inflation pressures are easing but still running above pre-COVID norms, and today’s mix of a firm dollar, softer yields with bid bonds, weaker gold, and a leading energy complex is consistent with a market leaning cautiously defensive on future activity while still demanding some inflation premium, a setup the tape is validating via narrow, low-conviction leadership and broad de-risking.</w:t>
       </w:r>
     </w:p>
     <w:sectPr>

--- a/data/bottom_line_daily.docx
+++ b/data/bottom_line_daily.docx
@@ -14,7 +14,7 @@
         <w:t xml:space="preserve"> </w:t>
       </w:r>
       <w:r>
-        <w:t>Macro posture shows growth is slowing from elevated levels while inflation pressures are easing but still running above pre-COVID norms, and today’s mix of a firm dollar, softer yields with bid bonds, weaker gold, and a leading energy complex is consistent with a market leaning cautiously defensive on future activity while still demanding some inflation premium, a setup the tape is validating via narrow, low-conviction leadership and broad de-risking.</w:t>
+        <w:t>Macro conditions reflect a backdrop where growth is slowing from elevated levels and inflation pressures are easing but still above pre-COVID norms, consistent with firmer yields, a resilient USD, supported gold, and flat bonds and energy complex, all signaling a market that is repricing toward slower earnings momentum but not a full-blown disinflationary or recessionary scare.</w:t>
       </w:r>
     </w:p>
     <w:sectPr>

--- a/data/bottom_line_daily.docx
+++ b/data/bottom_line_daily.docx
@@ -14,7 +14,7 @@
         <w:t xml:space="preserve"> </w:t>
       </w:r>
       <w:r>
-        <w:t>Macro conditions reflect a backdrop where growth is slowing from elevated levels and inflation pressures are easing but still above pre-COVID norms, consistent with firmer yields, a resilient USD, supported gold, and flat bonds and energy complex, all signaling a market that is repricing toward slower earnings momentum but not a full-blown disinflationary or recessionary scare.</w:t>
+        <w:t>Macro conditions reflect growth slowing from previously strong levels alongside easing but still elevated inflation, and today’s tape—gold and bonds bid, the USD firm, yields flat, and the energy complex under pressure—reinforces a market that is leaning toward quality and duration rather than pro‑cyclical beta as investors recalibrate to decelerating earnings momentum.</w:t>
       </w:r>
     </w:p>
     <w:sectPr>

--- a/data/bottom_line_daily.docx
+++ b/data/bottom_line_daily.docx
@@ -14,7 +14,7 @@
         <w:t xml:space="preserve"> </w:t>
       </w:r>
       <w:r>
-        <w:t>Macro conditions reflect growth slowing from previously strong levels alongside easing but still elevated inflation, and today’s tape—gold and bonds bid, the USD firm, yields flat, and the energy complex under pressure—reinforces a market that is leaning toward quality and duration rather than pro‑cyclical beta as investors recalibrate to decelerating earnings momentum.</w:t>
+        <w:t>Macro conditions reflect a market leaning into slowing but still positive growth and moderating yet above-trend inflation expectations, consistent with firm yields, strong gold and energy complex performance, and a flat dollar and bond tape that together signal investors rotating toward quality and pricing power while staying hedged against both residual inflation risk and decelerating earnings.</w:t>
       </w:r>
     </w:p>
     <w:sectPr>

--- a/data/bottom_line_daily.docx
+++ b/data/bottom_line_daily.docx
@@ -14,7 +14,7 @@
         <w:t xml:space="preserve"> </w:t>
       </w:r>
       <w:r>
-        <w:t>Macro conditions reflect a market leaning into slowing but still positive growth and moderating yet above-trend inflation expectations, consistent with firm yields, strong gold and energy complex performance, and a flat dollar and bond tape that together signal investors rotating toward quality and pricing power while staying hedged against both residual inflation risk and decelerating earnings.</w:t>
+        <w:t>Macro conditions reflect growth slowing from elevated levels and forward earnings rolling over, while inflation pressures ease but remain structurally above the pre-COVID regime, which is consistent with today’s preference for defensives and real assets over high-beta and financials.</w:t>
       </w:r>
     </w:p>
     <w:sectPr>

--- a/data/bottom_line_daily.docx
+++ b/data/bottom_line_daily.docx
@@ -14,7 +14,7 @@
         <w:t xml:space="preserve"> </w:t>
       </w:r>
       <w:r>
-        <w:t>Macro conditions reflect growth slowing from elevated levels and forward earnings rolling over, while inflation pressures ease but remain structurally above the pre-COVID regime, which is consistent with today’s preference for defensives and real assets over high-beta and financials.</w:t>
+        <w:t>Macro conditions reflect an environment where growth is slowing from elevated levels and earnings revisions are softening while inflation pressures are easing but still running hotter than the pre-COVID regime, a mix that supports today’s bid for defensives, gold strength, lower yields, firmer bonds, and a softer energy complex even as the dollar trades essentially sideways.</w:t>
       </w:r>
     </w:p>
     <w:sectPr>

--- a/data/bottom_line_daily.docx
+++ b/data/bottom_line_daily.docx
@@ -14,7 +14,7 @@
         <w:t xml:space="preserve"> </w:t>
       </w:r>
       <w:r>
-        <w:t>Macro conditions reflect an environment where growth is slowing from elevated levels and earnings revisions are softening while inflation pressures are easing but still running hotter than the pre-COVID regime, a mix that supports today’s bid for defensives, gold strength, lower yields, firmer bonds, and a softer energy complex even as the dollar trades essentially sideways.</w:t>
+        <w:t>Macro conditions reflect an environment where growth is decelerating from elevated levels and earnings revisions are softening even as inflation moderates but stays above pre-COVID norms, and today’s mix of firmer USD and rising yields alongside soft gold, flat bonds, and a weak energy complex is consistent with markets cautiously repricing to slower but still positive nominal growth rather than an outright deflationary scare.</w:t>
       </w:r>
     </w:p>
     <w:sectPr>

--- a/data/bottom_line_daily.docx
+++ b/data/bottom_line_daily.docx
@@ -14,7 +14,7 @@
         <w:t xml:space="preserve"> </w:t>
       </w:r>
       <w:r>
-        <w:t>Macro conditions reflect an environment where growth is decelerating from elevated levels and earnings revisions are softening even as inflation moderates but stays above pre-COVID norms, and today’s mix of firmer USD and rising yields alongside soft gold, flat bonds, and a weak energy complex is consistent with markets cautiously repricing to slower but still positive nominal growth rather than an outright deflationary scare.</w:t>
+        <w:t>Macro conditions reflect a market adjusting to slowing but still elevated growth and moderating yet above-trend inflation, consistent with firmer yields, a steady USD, pressure on Gold, flat bonds, and strength across the energy complex, all signaling a tape that is cautiously repricing forward earnings risk rather than embracing a full risk-on impulse.</w:t>
       </w:r>
     </w:p>
     <w:sectPr>

--- a/data/bottom_line_daily.docx
+++ b/data/bottom_line_daily.docx
@@ -14,7 +14,7 @@
         <w:t xml:space="preserve"> </w:t>
       </w:r>
       <w:r>
-        <w:t>Macro conditions reflect a market adjusting to slowing but still elevated growth and moderating yet above-trend inflation, consistent with firmer yields, a steady USD, pressure on Gold, flat bonds, and strength across the energy complex, all signaling a tape that is cautiously repricing forward earnings risk rather than embracing a full risk-on impulse.</w:t>
+        <w:t>Macro conditions reflect a market pricing a slowing but still positive growth backdrop with easing yet still elevated inflation, as higher yields, a firm dollar, and strong energy complex contrast with softer gold and stagnant bonds, reinforcing a risk posture that favors rate-sensitive and real-asset exposures over pure cyclicals or long-duration growth at today’s margins.</w:t>
       </w:r>
     </w:p>
     <w:sectPr>

--- a/data/bottom_line_daily.docx
+++ b/data/bottom_line_daily.docx
@@ -14,7 +14,7 @@
         <w:t xml:space="preserve"> </w:t>
       </w:r>
       <w:r>
-        <w:t>Macro conditions reflect a market pricing a slowing but still positive growth backdrop with easing yet still elevated inflation, as higher yields, a firm dollar, and strong energy complex contrast with softer gold and stagnant bonds, reinforcing a risk posture that favors rate-sensitive and real-asset exposures over pure cyclicals or long-duration growth at today’s margins.</w:t>
+        <w:t>Macro conditions reflect a backdrop where growth is slowing from elevated levels and earnings expectations are rolling over while inflation is easing but still above pre-COVID norms, and today’s mix of strong Gold and the Energy complex, rising yields, a softer USD, and pressured bonds is consistent with a market recalibrating to stickier real-rate and cost-of-capital dynamics that favor defensives over high-duration risk.</w:t>
       </w:r>
     </w:p>
     <w:sectPr>

--- a/data/bottom_line_daily.docx
+++ b/data/bottom_line_daily.docx
@@ -14,7 +14,7 @@
         <w:t xml:space="preserve"> </w:t>
       </w:r>
       <w:r>
-        <w:t>Macro conditions reflect a backdrop where growth is slowing from elevated levels and earnings expectations are rolling over while inflation is easing but still above pre-COVID norms, and today’s mix of strong Gold and the Energy complex, rising yields, a softer USD, and pressured bonds is consistent with a market recalibrating to stickier real-rate and cost-of-capital dynamics that favor defensives over high-duration risk.</w:t>
+        <w:t>Macro conditions reflect growth that is slowing from high levels with earnings momentum fading, while inflation pressures are easing but still elevated versus pre-COVID, and today’s cross-asset setup broadly aligns with that view as investors lean into pro-cyclical sectors without fully abandoning defensive hedges.</w:t>
       </w:r>
     </w:p>
     <w:sectPr>

--- a/data/bottom_line_daily.docx
+++ b/data/bottom_line_daily.docx
@@ -14,7 +14,7 @@
         <w:t xml:space="preserve"> </w:t>
       </w:r>
       <w:r>
-        <w:t>Macro conditions reflect growth that is slowing from high levels with earnings momentum fading, while inflation pressures are easing but still elevated versus pre-COVID, and today’s cross-asset setup broadly aligns with that view as investors lean into pro-cyclical sectors without fully abandoning defensive hedges.</w:t>
+        <w:t>Macro posture shows growth is slowing from elevated levels and earnings revisions are rolling while inflation pressures are easing but still above pre-COVID norms, which is echoed in today’s setup of stronger gold, a softer USD, steady-to-slightly firmer bonds and flat yields, all consistent with a market tilting toward quality growth and liquidity beneficiaries rather than classic late-cycle defensives.</w:t>
       </w:r>
     </w:p>
     <w:sectPr>

--- a/data/bottom_line_daily.docx
+++ b/data/bottom_line_daily.docx
@@ -14,7 +14,7 @@
         <w:t xml:space="preserve"> </w:t>
       </w:r>
       <w:r>
-        <w:t>Macro posture shows growth is slowing from elevated levels and earnings revisions are rolling while inflation pressures are easing but still above pre-COVID norms, which is echoed in today’s setup of stronger gold, a softer USD, steady-to-slightly firmer bonds and flat yields, all consistent with a market tilting toward quality growth and liquidity beneficiaries rather than classic late-cycle defensives.</w:t>
+        <w:t>Macro conditions reflect a market adjusting to slowing but still elevated growth and moderating yet above-trend inflation, consistent with a weaker USD, softer yields, firmer bonds, strong gold, and an energy complex that continues to outperform as investors tilt toward real assets and late-cycle defensives over rate- and growth-sensitive cyclicals.</w:t>
       </w:r>
     </w:p>
     <w:sectPr>
